--- a/파이썬-심화-데이터분석/14_동적크롤링_Selenium_정리본.docx
+++ b/파이썬-심화-데이터분석/14_동적크롤링_Selenium_정리본.docx
@@ -1945,490 +1945,6 @@
         </w:tc>
       </w:tr>
     </w:tbl>
-    <w:p>
-      <w:r>
-        <w:br w:type="page"/>
-      </w:r>
-    </w:p>
-    <w:p>
-      <w:pPr>
-        <w:pStyle w:val="Heading1"/>
-      </w:pPr>
-      <w:r>
-        <w:t xml:space="preserve">8. 확인 퀴즈</w:t>
-      </w:r>
-    </w:p>
-    <w:p>
-      <w:pPr>
-        <w:spacing w:after="120" w:line="276"/>
-      </w:pPr>
-      <w:r>
-        <w:t xml:space="preserve">총 10문항. 풀어본 뒤 다음 페이지 정답으로 채점하세요.</w:t>
-      </w:r>
-    </w:p>
-    <w:p>
-      <w:pPr>
-        <w:pStyle w:val="ListParagraph"/>
-        <w:numPr>
-          <w:ilvl w:val="0"/>
-          <w:numId w:val="2"/>
-        </w:numPr>
-        <w:spacing w:after="80" w:line="264"/>
-      </w:pPr>
-      <w:r>
-        <w:t xml:space="preserve">동적 페이지에 requests가 아니라 Selenium이 필요한 이유는?</w:t>
-      </w:r>
-    </w:p>
-    <w:p>
-      <w:pPr>
-        <w:pStyle w:val="ListParagraph"/>
-        <w:numPr>
-          <w:ilvl w:val="0"/>
-          <w:numId w:val="2"/>
-        </w:numPr>
-        <w:spacing w:after="80" w:line="264"/>
-      </w:pPr>
-      <w:r>
-        <w:t xml:space="preserve">headless 모드에서 window-size를 반드시 지정해야 하는 이유는?</w:t>
-      </w:r>
-    </w:p>
-    <w:p>
-      <w:pPr>
-        <w:pStyle w:val="ListParagraph"/>
-        <w:numPr>
-          <w:ilvl w:val="0"/>
-          <w:numId w:val="2"/>
-        </w:numPr>
-        <w:spacing w:after="80" w:line="264"/>
-      </w:pPr>
-      <w:r>
-        <w:t xml:space="preserve">find_element(단수)가 요소를 못 찾으면 어떻게 되며, 대안은?</w:t>
-      </w:r>
-    </w:p>
-    <w:p>
-      <w:pPr>
-        <w:pStyle w:val="ListParagraph"/>
-        <w:numPr>
-          <w:ilvl w:val="0"/>
-          <w:numId w:val="2"/>
-        </w:numPr>
-        <w:spacing w:after="80" w:line="264"/>
-      </w:pPr>
-      <w:r>
-        <w:t xml:space="preserve">고정 time.sleep()이 '도박'인 이유는?</w:t>
-      </w:r>
-    </w:p>
-    <w:p>
-      <w:pPr>
-        <w:pStyle w:val="ListParagraph"/>
-        <w:numPr>
-          <w:ilvl w:val="0"/>
-          <w:numId w:val="2"/>
-        </w:numPr>
-        <w:spacing w:after="80" w:line="264"/>
-      </w:pPr>
-      <w:r>
-        <w:t xml:space="preserve">WebDriverWait는 무엇을 하고, 시간 초과 시 무슨 예외를 던지는가?</w:t>
-      </w:r>
-    </w:p>
-    <w:p>
-      <w:pPr>
-        <w:pStyle w:val="ListParagraph"/>
-        <w:numPr>
-          <w:ilvl w:val="0"/>
-          <w:numId w:val="2"/>
-        </w:numPr>
-        <w:spacing w:after="80" w:line="264"/>
-      </w:pPr>
-      <w:r>
-        <w:t xml:space="preserve">EC의 presence와 clickable은 각각 무엇을 기다리는가?</w:t>
-      </w:r>
-    </w:p>
-    <w:p>
-      <w:pPr>
-        <w:pStyle w:val="ListParagraph"/>
-        <w:numPr>
-          <w:ilvl w:val="0"/>
-          <w:numId w:val="2"/>
-        </w:numPr>
-        <w:spacing w:after="80" w:line="264"/>
-      </w:pPr>
-      <w:r>
-        <w:t xml:space="preserve">버튼 click 직후 바로 다음 화면을 읽으면 안 되는 이유와 해결법은?</w:t>
-      </w:r>
-    </w:p>
-    <w:p>
-      <w:pPr>
-        <w:pStyle w:val="ListParagraph"/>
-        <w:numPr>
-          <w:ilvl w:val="0"/>
-          <w:numId w:val="2"/>
-        </w:numPr>
-        <w:spacing w:after="80" w:line="264"/>
-      </w:pPr>
-      <w:r>
-        <w:t xml:space="preserve">무한 스크롤에서 '끝까지 로드됨'을 어떻게 판단하는가?</w:t>
-      </w:r>
-    </w:p>
-    <w:p>
-      <w:pPr>
-        <w:pStyle w:val="ListParagraph"/>
-        <w:numPr>
-          <w:ilvl w:val="0"/>
-          <w:numId w:val="2"/>
-        </w:numPr>
-        <w:spacing w:after="80" w:line="264"/>
-      </w:pPr>
-      <w:r>
-        <w:t xml:space="preserve">동적 페이지에서 최종 데이터를 추출할 때 Selenium과 BeautifulSoup의 역할 분담은?</w:t>
-      </w:r>
-    </w:p>
-    <w:p>
-      <w:pPr>
-        <w:pStyle w:val="ListParagraph"/>
-        <w:numPr>
-          <w:ilvl w:val="0"/>
-          <w:numId w:val="2"/>
-        </w:numPr>
-        <w:spacing w:after="80" w:line="264"/>
-      </w:pPr>
-      <w:r>
-        <w:t xml:space="preserve">드라이버 종료(quit)를 try/finally로 감싸는 이유는?</w:t>
-      </w:r>
-    </w:p>
-    <w:p>
-      <w:r>
-        <w:br w:type="page"/>
-      </w:r>
-    </w:p>
-    <w:p>
-      <w:pPr>
-        <w:pStyle w:val="Heading1"/>
-      </w:pPr>
-      <w:r>
-        <w:t xml:space="preserve">정답 및 해설</w:t>
-      </w:r>
-    </w:p>
-    <w:p>
-      <w:pPr>
-        <w:shd w:fill="E2EFDA" w:val="clear"/>
-        <w:spacing w:after="100" w:line="264"/>
-      </w:pPr>
-      <w:r>
-        <w:rPr>
-          <w:b/>
-          <w:bCs/>
-          <w:color w:val="375623"/>
-        </w:rPr>
-        <w:t xml:space="preserve">1. </w:t>
-      </w:r>
-      <w:r>
-        <w:rPr>
-          <w:b/>
-          <w:bCs/>
-        </w:rPr>
-        <w:t xml:space="preserve">자바스크립트가 나중에 화면을 채우기</w:t>
-      </w:r>
-      <w:r>
-        <w:t xml:space="preserve"> 때문. requests는 빈 HTML만 받으므로, 브라우저를 띄워 JS 실행을 기다리는 Selenium이 필요하다.</w:t>
-      </w:r>
-    </w:p>
-    <w:p>
-      <w:pPr>
-        <w:shd w:fill="E2EFDA" w:val="clear"/>
-        <w:spacing w:after="100" w:line="264"/>
-      </w:pPr>
-      <w:r>
-        <w:rPr>
-          <w:b/>
-          <w:bCs/>
-          <w:color w:val="375623"/>
-        </w:rPr>
-        <w:t xml:space="preserve">2. </w:t>
-      </w:r>
-      <w:r>
-        <w:t xml:space="preserve">headless는 </w:t>
-      </w:r>
-      <w:r>
-        <w:rPr>
-          <w:b/>
-          <w:bCs/>
-        </w:rPr>
-        <w:t xml:space="preserve">기본 해상도가 작게 잡혀</w:t>
-      </w:r>
-      <w:r>
-        <w:t xml:space="preserve"> 반응형 사이트가 모바일 레이아웃으로 바뀌고 요소가 숨을 수 있어서. </w:t>
-      </w:r>
-      <w:r>
-        <w:rPr>
-          <w:b/>
-          <w:bCs/>
-        </w:rPr>
-        <w:t xml:space="preserve">--window-size=1920,1080</w:t>
-      </w:r>
-      <w:r>
-        <w:t xml:space="preserve"> 으로 명시한다.</w:t>
-      </w:r>
-    </w:p>
-    <w:p>
-      <w:pPr>
-        <w:shd w:fill="E2EFDA" w:val="clear"/>
-        <w:spacing w:after="100" w:line="264"/>
-      </w:pPr>
-      <w:r>
-        <w:rPr>
-          <w:b/>
-          <w:bCs/>
-          <w:color w:val="375623"/>
-        </w:rPr>
-        <w:t xml:space="preserve">3. </w:t>
-      </w:r>
-      <w:r>
-        <w:rPr>
-          <w:b/>
-          <w:bCs/>
-        </w:rPr>
-        <w:t xml:space="preserve">NoSuchElementException으로 중단</w:t>
-      </w:r>
-      <w:r>
-        <w:t xml:space="preserve">된다. 있을 수도 없을 수도 있으면 </w:t>
-      </w:r>
-      <w:r>
-        <w:rPr>
-          <w:b/>
-          <w:bCs/>
-        </w:rPr>
-        <w:t xml:space="preserve">find_elements(복수)</w:t>
-      </w:r>
-      <w:r>
-        <w:t xml:space="preserve"> 로 빈 리스트를 받거나 try/except로 감싼다.</w:t>
-      </w:r>
-    </w:p>
-    <w:p>
-      <w:pPr>
-        <w:shd w:fill="E2EFDA" w:val="clear"/>
-        <w:spacing w:after="100" w:line="264"/>
-      </w:pPr>
-      <w:r>
-        <w:rPr>
-          <w:b/>
-          <w:bCs/>
-          <w:color w:val="375623"/>
-        </w:rPr>
-        <w:t xml:space="preserve">4. </w:t>
-      </w:r>
-      <w:r>
-        <w:rPr>
-          <w:b/>
-          <w:bCs/>
-        </w:rPr>
-        <w:t xml:space="preserve">빠르면 시간을 낭비하고, 느리면 요소를 못 찾아 실패</w:t>
-      </w:r>
-      <w:r>
-        <w:t xml:space="preserve">한다. 네트워크 속도에 따라 결과가 운에 좌우된다.</w:t>
-      </w:r>
-    </w:p>
-    <w:p>
-      <w:pPr>
-        <w:shd w:fill="E2EFDA" w:val="clear"/>
-        <w:spacing w:after="100" w:line="264"/>
-      </w:pPr>
-      <w:r>
-        <w:rPr>
-          <w:b/>
-          <w:bCs/>
-          <w:color w:val="375623"/>
-        </w:rPr>
-        <w:t xml:space="preserve">5. </w:t>
-      </w:r>
-      <w:r>
-        <w:t xml:space="preserve">조건이 충족될 때까지 </w:t>
-      </w:r>
-      <w:r>
-        <w:rPr>
-          <w:b/>
-          <w:bCs/>
-        </w:rPr>
-        <w:t xml:space="preserve">폴링하며 기다렸다 즉시 통과</w:t>
-      </w:r>
-      <w:r>
-        <w:t xml:space="preserve">한다. 시간 초과 시 </w:t>
-      </w:r>
-      <w:r>
-        <w:rPr>
-          <w:b/>
-          <w:bCs/>
-        </w:rPr>
-        <w:t xml:space="preserve">TimeoutException</w:t>
-      </w:r>
-      <w:r>
-        <w:t xml:space="preserve"> 을 던진다.</w:t>
-      </w:r>
-    </w:p>
-    <w:p>
-      <w:pPr>
-        <w:shd w:fill="E2EFDA" w:val="clear"/>
-        <w:spacing w:after="100" w:line="264"/>
-      </w:pPr>
-      <w:r>
-        <w:rPr>
-          <w:b/>
-          <w:bCs/>
-          <w:color w:val="375623"/>
-        </w:rPr>
-        <w:t xml:space="preserve">6. </w:t>
-      </w:r>
-      <w:r>
-        <w:rPr>
-          <w:b/>
-          <w:bCs/>
-        </w:rPr>
-        <w:t xml:space="preserve">presence=DOM에 존재</w:t>
-      </w:r>
-      <w:r>
-        <w:t xml:space="preserve">하는지, </w:t>
-      </w:r>
-      <w:r>
-        <w:rPr>
-          <w:b/>
-          <w:bCs/>
-        </w:rPr>
-        <w:t xml:space="preserve">clickable=클릭 가능</w:t>
-      </w:r>
-      <w:r>
-        <w:t xml:space="preserve">(보이고 활성화)한지를 기다린다.</w:t>
-      </w:r>
-    </w:p>
-    <w:p>
-      <w:pPr>
-        <w:shd w:fill="E2EFDA" w:val="clear"/>
-        <w:spacing w:after="100" w:line="264"/>
-      </w:pPr>
-      <w:r>
-        <w:rPr>
-          <w:b/>
-          <w:bCs/>
-          <w:color w:val="375623"/>
-        </w:rPr>
-        <w:t xml:space="preserve">7. </w:t>
-      </w:r>
-      <w:r>
-        <w:rPr>
-          <w:b/>
-          <w:bCs/>
-        </w:rPr>
-        <w:t xml:space="preserve">click은 전환을 시작만 하고 완료 신호가 아니라서</w:t>
-      </w:r>
-      <w:r>
-        <w:t xml:space="preserve"> 아직 이전 페이지다. </w:t>
-      </w:r>
-      <w:r>
-        <w:rPr>
-          <w:b/>
-          <w:bCs/>
-        </w:rPr>
-        <w:t xml:space="preserve">EC.url_contains 등으로 전환 완료를 대기</w:t>
-      </w:r>
-      <w:r>
-        <w:t xml:space="preserve">한 뒤 읽는다.</w:t>
-      </w:r>
-    </w:p>
-    <w:p>
-      <w:pPr>
-        <w:shd w:fill="E2EFDA" w:val="clear"/>
-        <w:spacing w:after="100" w:line="264"/>
-      </w:pPr>
-      <w:r>
-        <w:rPr>
-          <w:b/>
-          <w:bCs/>
-          <w:color w:val="375623"/>
-        </w:rPr>
-        <w:t xml:space="preserve">8. </w:t>
-      </w:r>
-      <w:r>
-        <w:t xml:space="preserve">맨 아래로 스크롤 후 </w:t>
-      </w:r>
-      <w:r>
-        <w:rPr>
-          <w:b/>
-          <w:bCs/>
-        </w:rPr>
-        <w:t xml:space="preserve">scrollHeight가 더 이상 늘지 않으면</w:t>
-      </w:r>
-      <w:r>
-        <w:t xml:space="preserve"> 끝까지 로드된 것으로 판단한다.</w:t>
-      </w:r>
-    </w:p>
-    <w:p>
-      <w:pPr>
-        <w:shd w:fill="E2EFDA" w:val="clear"/>
-        <w:spacing w:after="100" w:line="264"/>
-      </w:pPr>
-      <w:r>
-        <w:rPr>
-          <w:b/>
-          <w:bCs/>
-          <w:color w:val="375623"/>
-        </w:rPr>
-        <w:t xml:space="preserve">9. </w:t>
-      </w:r>
-      <w:r>
-        <w:rPr>
-          <w:b/>
-          <w:bCs/>
-        </w:rPr>
-        <w:t xml:space="preserve">Selenium은 스크롤·클릭으로 화면을 완성</w:t>
-      </w:r>
-      <w:r>
-        <w:t xml:space="preserve">하고, </w:t>
-      </w:r>
-      <w:r>
-        <w:rPr>
-          <w:b/>
-          <w:bCs/>
-        </w:rPr>
-        <w:t xml:space="preserve">page_source로 HTML을 넘겨 BeautifulSoup이 추출</w:t>
-      </w:r>
-      <w:r>
-        <w:t xml:space="preserve">(find·select·.text)한다.</w:t>
-      </w:r>
-    </w:p>
-    <w:p>
-      <w:pPr>
-        <w:shd w:fill="E2EFDA" w:val="clear"/>
-        <w:spacing w:after="100" w:line="264"/>
-      </w:pPr>
-      <w:r>
-        <w:rPr>
-          <w:b/>
-          <w:bCs/>
-          <w:color w:val="375623"/>
-        </w:rPr>
-        <w:t xml:space="preserve">10. </w:t>
-      </w:r>
-      <w:r>
-        <w:t xml:space="preserve">드라이버는 브라우저 자원을 잡으므로 </w:t>
-      </w:r>
-      <w:r>
-        <w:rPr>
-          <w:b/>
-          <w:bCs/>
-        </w:rPr>
-        <w:t xml:space="preserve">예외가 나도 반드시 종료</w:t>
-      </w:r>
-      <w:r>
-        <w:t xml:space="preserve">되게 하기 위해. finally에서 quit()해야 좀비 브라우저가 안 남는다.</w:t>
-      </w:r>
-    </w:p>
-    <w:p>
-      <w:pPr>
-        <w:spacing w:after="60"/>
-      </w:pPr>
-      <w:r>
-        <w:t xml:space="preserve"/>
-      </w:r>
-    </w:p>
     <w:tbl>
       <w:tblPr>
         <w:tblW w:type="dxa" w:w="9360"/>
